--- a/docs/entrega/Cotizacion_Integracion_Contingencias_Mejoras_TMAM.docx
+++ b/docs/entrega/Cotizacion_Integracion_Contingencias_Mejoras_TMAM.docx
@@ -68,15 +68,7 @@
         <w:jc w:val="both"/>
       </w:pPr>
       <w:r>
-        <w:t xml:space="preserve">Cotización de los desarrollos implementados sobre el Sistema de Control de Accesos después del 2 de octubre de 2026: el servidor en Azure con HTTPS, la integración del ingreso con el terminal facial y el alcoholímetro, las mejoras en personal y empresas y en el Panel de vigilancia, las contingencias del punto de acceso, el </w:t>
-      </w:r>
-      <w:proofErr w:type="spellStart"/>
-      <w:r>
-        <w:t>Dashboard</w:t>
-      </w:r>
-      <w:proofErr w:type="spellEnd"/>
-      <w:r>
-        <w:t xml:space="preserve"> y los reportes, y las mejoras de cuentas, seguridad y auditoría.</w:t>
+        <w:t>Cotización de los desarrollos implementados sobre el Sistema de Control de Accesos después del 2 de octubre de 2026: el servidor en Azure con HTTPS, la integración del ingreso con el terminal facial y el alcoholímetro, las mejoras en personal y empresas y en el Panel de vigilancia, las contingencias del punto de acceso, el Dashboard y los reportes, y las mejoras de cuentas, seguridad y auditoría.</w:t>
       </w:r>
     </w:p>
     <w:p>
@@ -236,21 +228,7 @@
         <w:rPr>
           <w:lang w:val="es-PE"/>
         </w:rPr>
-        <w:t xml:space="preserve"> DNI → Facial + Alcohol o Facial + Alcohol → DNI, elegido en Sistema y </w:t>
-      </w:r>
-      <w:proofErr w:type="spellStart"/>
-      <w:r>
-        <w:rPr>
-          <w:lang w:val="es-PE"/>
-        </w:rPr>
-        <w:t>APIs</w:t>
-      </w:r>
-      <w:proofErr w:type="spellEnd"/>
-      <w:r>
-        <w:rPr>
-          <w:lang w:val="es-PE"/>
-        </w:rPr>
-        <w:t>. En uso: primero la prueba y luego 30 segundos para pasar el DNI.</w:t>
+        <w:t xml:space="preserve"> DNI → Facial + Alcohol o Facial + Alcohol → DNI, elegido en Sistema y APIs. En uso: primero la prueba y luego 30 segundos para pasar el DNI.</w:t>
       </w:r>
     </w:p>
     <w:p>
@@ -292,29 +270,19 @@
           <w:lang w:val="es-PE"/>
         </w:rPr>
       </w:pPr>
-      <w:proofErr w:type="spellStart"/>
       <w:r>
         <w:rPr>
           <w:b/>
           <w:bCs/>
           <w:lang w:val="es-PE"/>
         </w:rPr>
-        <w:t>Antipassback</w:t>
-      </w:r>
-      <w:proofErr w:type="spellEnd"/>
-      <w:r>
-        <w:rPr>
-          <w:b/>
-          <w:bCs/>
-          <w:lang w:val="es-PE"/>
-        </w:rPr>
-        <w:t>:</w:t>
-      </w:r>
-      <w:r>
-        <w:rPr>
-          <w:lang w:val="es-PE"/>
-        </w:rPr>
-        <w:t xml:space="preserve"> no se ingresa dos veces sin salir ni se sale sin haber entrado; el vigilante lo corrige con un motivo.</w:t>
+        <w:t>Antipassback:</w:t>
+      </w:r>
+      <w:r>
+        <w:rPr>
+          <w:lang w:val="es-PE"/>
+        </w:rPr>
+        <w:t xml:space="preserve"> no se ingresa dos veces sin salir ni se sale sin haber entrado.</w:t>
       </w:r>
     </w:p>
     <w:p>
@@ -613,7 +581,6 @@
                 <w:sz w:val="20"/>
                 <w:szCs w:val="20"/>
               </w:rPr>
-              <w:lastRenderedPageBreak/>
               <w:t>Pantalla Empresas</w:t>
             </w:r>
           </w:p>
@@ -682,6 +649,7 @@
                 <w:sz w:val="20"/>
                 <w:szCs w:val="20"/>
               </w:rPr>
+              <w:lastRenderedPageBreak/>
               <w:t>Carga masiva</w:t>
             </w:r>
           </w:p>
@@ -1751,22 +1719,7 @@
         <w:rPr>
           <w:lang w:val="es-PE"/>
         </w:rPr>
-        <w:lastRenderedPageBreak/>
-        <w:t xml:space="preserve">6. </w:t>
-      </w:r>
-      <w:proofErr w:type="spellStart"/>
-      <w:r>
-        <w:rPr>
-          <w:lang w:val="es-PE"/>
-        </w:rPr>
-        <w:t>Dashboard</w:t>
-      </w:r>
-      <w:proofErr w:type="spellEnd"/>
-      <w:r>
-        <w:rPr>
-          <w:lang w:val="es-PE"/>
-        </w:rPr>
-        <w:t xml:space="preserve"> y reportes</w:t>
+        <w:t>6. Dashboard y reportes</w:t>
       </w:r>
     </w:p>
     <w:p>
@@ -1814,6 +1767,7 @@
           <w:bCs/>
           <w:lang w:val="es-PE"/>
         </w:rPr>
+        <w:lastRenderedPageBreak/>
         <w:t>Reportes nuevos:</w:t>
       </w:r>
       <w:r>
@@ -1995,25 +1949,7 @@
           <w:bCs/>
           <w:lang w:val="es-PE"/>
         </w:rPr>
-        <w:t xml:space="preserve">Sistema y </w:t>
-      </w:r>
-      <w:proofErr w:type="spellStart"/>
-      <w:r>
-        <w:rPr>
-          <w:b/>
-          <w:bCs/>
-          <w:lang w:val="es-PE"/>
-        </w:rPr>
-        <w:t>APIs</w:t>
-      </w:r>
-      <w:proofErr w:type="spellEnd"/>
-      <w:r>
-        <w:rPr>
-          <w:b/>
-          <w:bCs/>
-          <w:lang w:val="es-PE"/>
-        </w:rPr>
-        <w:t>:</w:t>
+        <w:t>Sistema y APIs:</w:t>
       </w:r>
       <w:r>
         <w:rPr>
@@ -2046,7 +1982,7 @@
         <w:rPr>
           <w:lang w:val="es-PE"/>
         </w:rPr>
-        <w:t xml:space="preserve"> manual con capturas, Documento Funcional actualizado, Infraestructura y Operación, y flujos de ingreso y de contingencias.</w:t>
+        <w:t xml:space="preserve"> manual con capturas, Documento Funcional actualizado, Infraestructura y Operación, y flujos de ingreso, de salida y de contingencias.</w:t>
       </w:r>
     </w:p>
     <w:p>
@@ -2065,13 +2001,7 @@
         <w:rPr>
           <w:lang w:val="es-PE"/>
         </w:rPr>
-        <w:t>8. Co</w:t>
-      </w:r>
-      <w:r>
-        <w:rPr>
-          <w:lang w:val="es-PE"/>
-        </w:rPr>
-        <w:t>sto</w:t>
+        <w:t>8. Cotización</w:t>
       </w:r>
     </w:p>
     <w:tbl>
@@ -3331,7 +3261,7 @@
     <w:link w:val="HeaderChar"/>
     <w:uiPriority w:val="99"/>
     <w:unhideWhenUsed/>
-    <w:rsid w:val="00023977"/>
+    <w:rsid w:val="005B304E"/>
     <w:pPr>
       <w:tabs>
         <w:tab w:val="center" w:pos="4680"/>
@@ -3344,7 +3274,7 @@
     <w:basedOn w:val="DefaultParagraphFont"/>
     <w:link w:val="Header"/>
     <w:uiPriority w:val="99"/>
-    <w:rsid w:val="00023977"/>
+    <w:rsid w:val="005B304E"/>
     <w:rPr>
       <w:lang w:val="es-PE"/>
     </w:rPr>
@@ -3355,7 +3285,7 @@
     <w:link w:val="FooterChar"/>
     <w:uiPriority w:val="99"/>
     <w:unhideWhenUsed/>
-    <w:rsid w:val="00023977"/>
+    <w:rsid w:val="005B304E"/>
     <w:pPr>
       <w:tabs>
         <w:tab w:val="center" w:pos="4680"/>
@@ -3368,7 +3298,7 @@
     <w:basedOn w:val="DefaultParagraphFont"/>
     <w:link w:val="Footer"/>
     <w:uiPriority w:val="99"/>
-    <w:rsid w:val="00023977"/>
+    <w:rsid w:val="005B304E"/>
     <w:rPr>
       <w:lang w:val="es-PE"/>
     </w:rPr>
